--- a/pr-preview/pr-361/inference-handout-tracked-changes.docx
+++ b/pr-preview/pr-361/inference-handout-tracked-changes.docx
@@ -16,7 +16,7 @@
       </w:pPr>
       <w:del w:id="1" w:author="PR Preview" w:date="2026-01-01T00:00:00Z">
         <w:r>
-          <w:delText xml:space="preserve">Last modified: 2026-10-19 00:31:45 (PDT)</w:delText>
+          <w:delText xml:space="preserve">Last modified: 2026-10-19 09:39:54 (PDT)</w:delText>
         </w:r>
       </w:del>
     </w:p>
@@ -26,7 +26,7 @@
       </w:pPr>
       <w:ins w:id="2" w:author="PR Preview" w:date="2026-01-01T00:00:00Z">
         <w:r>
-          <w:t xml:space="preserve">Last modified: 2026-10-19 00:33:21 (PDT)</w:t>
+          <w:t xml:space="preserve">Last modified: 2026-10-19 09:40:54 (PDT)</w:t>
         </w:r>
       </w:ins>
     </w:p>
@@ -327,16 +327,7 @@
         <w:t xml:space="preserve"> </w:t>
       </w:r>
       <w:r>
-        <w:t xml:space="preserve">which a hypothesis test assesses against the data</w:t>
-      </w:r>
-      <w:r>
-        <w:t xml:space="preserve"> </w:t>
-      </w:r>
-      <w:r>
-        <w:t xml:space="preserve">[2]</w:t>
-      </w:r>
-      <w:r>
-        <w:t xml:space="preserve">.</w:t>
+        <w:t xml:space="preserve">which a hypothesis test assesses against the data.</w:t>
       </w:r>
     </w:p>
     <w:p>
@@ -1110,16 +1101,24 @@
         <w:t xml:space="preserve"> </w:t>
       </w:r>
       <w:r>
-        <w:t xml:space="preserve">computed with the data distributed as the null hypothesis specifies</w:t>
-      </w:r>
-      <w:r>
-        <w:t xml:space="preserve"> </w:t>
-      </w:r>
-      <w:r>
-        <w:t xml:space="preserve">[5]</w:t>
-      </w:r>
-      <w:r>
-        <w:t xml:space="preserve">:</w:t>
+        <w:t xml:space="preserve">computed with the data distributed as the</w:t>
+      </w:r>
+      <w:r>
+        <w:t xml:space="preserve"> </w:t>
+      </w:r>
+      <w:hyperlink w:anchor="def-null-hypothesis">
+        <w:r>
+          <w:rPr>
+            <w:rStyle w:val="Hyperlink"/>
+          </w:rPr>
+          <w:t xml:space="preserve">null hypothesis</w:t>
+        </w:r>
+      </w:hyperlink>
+      <w:r>
+        <w:t xml:space="preserve"> </w:t>
+      </w:r>
+      <w:r>
+        <w:t xml:space="preserve">specifies:</w:t>
       </w:r>
     </w:p>
     <w:p>
@@ -5498,12 +5497,6 @@
           <m:t>θ</m:t>
         </m:r>
       </m:oMath>
-      <w:r>
-        <w:t xml:space="preserve"> </w:t>
-      </w:r>
-      <w:r>
-        <w:t xml:space="preserve">[13]</w:t>
-      </w:r>
       <w:r>
         <w:t xml:space="preserve">:</w:t>
       </w:r>
